--- a/templates/modif-avenant-statuts.docx
+++ b/templates/modif-avenant-statuts.docx
@@ -73,7 +73,7 @@
     </w:p>
     <w:p>
       <w:r>
-        <w:t xml:space="preserve">{#IS_TRANSFERT_SIEGE}</w:t>
+        <w:t xml:space="preserve">{{#IS_TRANSFERT_SIEGE}}</w:t>
       </w:r>
     </w:p>
     <w:p>
@@ -123,12 +123,12 @@
     </w:p>
     <w:p>
       <w:r>
-        <w:t xml:space="preserve">{/IS_TRANSFERT_SIEGE}</w:t>
-      </w:r>
-    </w:p>
-    <w:p>
-      <w:r>
-        <w:t xml:space="preserve">{#IS_DENOMINATION}</w:t>
+        <w:t xml:space="preserve">{{/IS_TRANSFERT_SIEGE}}</w:t>
+      </w:r>
+    </w:p>
+    <w:p>
+      <w:r>
+        <w:t xml:space="preserve">{{#IS_DENOMINATION}}</w:t>
       </w:r>
     </w:p>
     <w:p>
@@ -178,12 +178,12 @@
     </w:p>
     <w:p>
       <w:r>
-        <w:t xml:space="preserve">{/IS_DENOMINATION}</w:t>
-      </w:r>
-    </w:p>
-    <w:p>
-      <w:r>
-        <w:t xml:space="preserve">{#IS_OBJET_SOCIAL}</w:t>
+        <w:t xml:space="preserve">{{/IS_DENOMINATION}}</w:t>
+      </w:r>
+    </w:p>
+    <w:p>
+      <w:r>
+        <w:t xml:space="preserve">{{#IS_OBJET_SOCIAL}}</w:t>
       </w:r>
     </w:p>
     <w:p>
@@ -217,12 +217,12 @@
     </w:p>
     <w:p>
       <w:r>
-        <w:t xml:space="preserve">{/IS_OBJET_SOCIAL}</w:t>
-      </w:r>
-    </w:p>
-    <w:p>
-      <w:r>
-        <w:t xml:space="preserve">{#IS_AUGMENTATION_CAPITAL}</w:t>
+        <w:t xml:space="preserve">{{/IS_OBJET_SOCIAL}}</w:t>
+      </w:r>
+    </w:p>
+    <w:p>
+      <w:r>
+        <w:t xml:space="preserve">{{#IS_AUGMENTATION_CAPITAL}}</w:t>
       </w:r>
     </w:p>
     <w:p>
@@ -272,12 +272,12 @@
     </w:p>
     <w:p>
       <w:r>
-        <w:t xml:space="preserve">{/IS_AUGMENTATION_CAPITAL}</w:t>
-      </w:r>
-    </w:p>
-    <w:p>
-      <w:r>
-        <w:t xml:space="preserve">{#IS_REDUCTION_CAPITAL}</w:t>
+        <w:t xml:space="preserve">{{/IS_AUGMENTATION_CAPITAL}}</w:t>
+      </w:r>
+    </w:p>
+    <w:p>
+      <w:r>
+        <w:t xml:space="preserve">{{#IS_REDUCTION_CAPITAL}}</w:t>
       </w:r>
     </w:p>
     <w:p>
@@ -327,12 +327,12 @@
     </w:p>
     <w:p>
       <w:r>
-        <w:t xml:space="preserve">{/IS_REDUCTION_CAPITAL}</w:t>
-      </w:r>
-    </w:p>
-    <w:p>
-      <w:r>
-        <w:t xml:space="preserve">{#IS_PROROGATION}</w:t>
+        <w:t xml:space="preserve">{{/IS_REDUCTION_CAPITAL}}</w:t>
+      </w:r>
+    </w:p>
+    <w:p>
+      <w:r>
+        <w:t xml:space="preserve">{{#IS_PROROGATION}}</w:t>
       </w:r>
     </w:p>
     <w:p>
@@ -382,7 +382,7 @@
     </w:p>
     <w:p>
       <w:r>
-        <w:t xml:space="preserve">{/IS_PROROGATION}</w:t>
+        <w:t xml:space="preserve">{{/IS_PROROGATION}}</w:t>
       </w:r>
     </w:p>
     <w:p>
@@ -403,7 +403,7 @@
     </w:p>
     <w:p>
       <w:r>
-        <w:t xml:space="preserve">{#ASSOCIES}</w:t>
+        <w:t xml:space="preserve">{{#ASSOCIES}}</w:t>
       </w:r>
     </w:p>
     <w:p>
@@ -424,7 +424,7 @@
     </w:p>
     <w:p>
       <w:r>
-        <w:t xml:space="preserve">{/ASSOCIES}</w:t>
+        <w:t xml:space="preserve">{{/ASSOCIES}}</w:t>
       </w:r>
     </w:p>
     <w:sectPr>

--- a/templates/modif-avenant-statuts.docx
+++ b/templates/modif-avenant-statuts.docx
@@ -41,14 +41,13 @@
     </w:p>
     <w:p>
       <w:pPr>
-        <w:spacing w:before="0" w:after="120" w:line="276" w:lineRule="auto"/>
         <w:jc w:val="center"/>
       </w:pPr>
       <w:r>
         <w:rPr>
           <w:sz w:val="20"/>
         </w:rPr>
-        <w:t xml:space="preserve">Siège social : {{SIEGE_SOCIAL}}</w:t>
+        <w:t xml:space="preserve">Siège social : {{SIEGE_SOCIAL}}</w:t>
       </w:r>
     </w:p>
     <w:p>
@@ -60,7 +59,7 @@
         <w:rPr>
           <w:sz w:val="20"/>
         </w:rPr>
-        <w:t xml:space="preserve">RCS {{RCS_VILLE}} — SIREN : {{SIREN}}</w:t>
+        <w:t xml:space="preserve">RCS {{RCS_VILLE}} - SIREN : {{SIREN}}</w:t>
       </w:r>
     </w:p>
     <w:p>
@@ -68,7 +67,7 @@
         <w:spacing w:after="400"/>
       </w:pPr>
       <w:r>
-        <w:t xml:space="preserve">Suite à la décision {{#IS_UNIPERSONNELLE}}de l'associé unique{{/IS_UNIPERSONNELLE}}{{^IS_UNIPERSONNELLE}}de l'assemblée générale extraordinaire{{/IS_UNIPERSONNELLE}} en date du {{DATE_AGE}}, les statuts de la société sont modifiés comme suit :</w:t>
+        <w:t xml:space="preserve">Suite à la décision {{#IS_UNIPERSONNELLE}}de l'associé unique{{/IS_UNIPERSONNELLE}}{{^IS_UNIPERSONNELLE}}de l'assemblée générale extraordinaire{{/IS_UNIPERSONNELLE}} en date du {{DATE_AGE}}, les statuts de la société sont modifiés comme suit :</w:t>
       </w:r>
     </w:p>
     <w:p>
@@ -86,39 +85,39 @@
           <w:sz w:val="24"/>
           <w:u w:val="single"/>
         </w:rPr>
-        <w:t xml:space="preserve">Article — Siège social</w:t>
-      </w:r>
-    </w:p>
-    <w:p>
-      <w:r>
-        <w:rPr>
-          <w:b/>
-        </w:rPr>
-        <w:t xml:space="preserve">Ancienne rédaction :</w:t>
-      </w:r>
-    </w:p>
-    <w:p>
-      <w:pPr>
-        <w:spacing w:after="200"/>
-      </w:pPr>
-      <w:r>
-        <w:t xml:space="preserve">« Le siège social est fixé au {{SIEGE_SOCIAL}}. »</w:t>
-      </w:r>
-    </w:p>
-    <w:p>
-      <w:r>
-        <w:rPr>
-          <w:b/>
-        </w:rPr>
-        <w:t xml:space="preserve">Nouvelle rédaction :</w:t>
-      </w:r>
-    </w:p>
-    <w:p>
-      <w:pPr>
-        <w:spacing w:after="200"/>
-      </w:pPr>
-      <w:r>
-        <w:t xml:space="preserve">« Le siège social est fixé au {{NOUVEAU_SIEGE}}. »</w:t>
+        <w:t xml:space="preserve">Article - Siège social</w:t>
+      </w:r>
+    </w:p>
+    <w:p>
+      <w:r>
+        <w:rPr>
+          <w:b/>
+        </w:rPr>
+        <w:t xml:space="preserve">Ancienne rédaction :</w:t>
+      </w:r>
+    </w:p>
+    <w:p>
+      <w:pPr>
+        <w:spacing w:after="200"/>
+      </w:pPr>
+      <w:r>
+        <w:t xml:space="preserve">« Le siège social est fixé au {{SIEGE_SOCIAL}}. »</w:t>
+      </w:r>
+    </w:p>
+    <w:p>
+      <w:r>
+        <w:rPr>
+          <w:b/>
+        </w:rPr>
+        <w:t xml:space="preserve">Nouvelle rédaction :</w:t>
+      </w:r>
+    </w:p>
+    <w:p>
+      <w:pPr>
+        <w:spacing w:after="200"/>
+      </w:pPr>
+      <w:r>
+        <w:t xml:space="preserve">« Le siège social est fixé au {{NOUVEAU_SIEGE}}. »</w:t>
       </w:r>
     </w:p>
     <w:p>
@@ -141,39 +140,39 @@
           <w:sz w:val="24"/>
           <w:u w:val="single"/>
         </w:rPr>
-        <w:t xml:space="preserve">Article — Dénomination sociale</w:t>
-      </w:r>
-    </w:p>
-    <w:p>
-      <w:r>
-        <w:rPr>
-          <w:b/>
-        </w:rPr>
-        <w:t xml:space="preserve">Ancienne rédaction :</w:t>
-      </w:r>
-    </w:p>
-    <w:p>
-      <w:pPr>
-        <w:spacing w:after="200"/>
-      </w:pPr>
-      <w:r>
-        <w:t xml:space="preserve">« La société prend la dénomination de : {{SOCIETE}}. »</w:t>
-      </w:r>
-    </w:p>
-    <w:p>
-      <w:r>
-        <w:rPr>
-          <w:b/>
-        </w:rPr>
-        <w:t xml:space="preserve">Nouvelle rédaction :</w:t>
-      </w:r>
-    </w:p>
-    <w:p>
-      <w:pPr>
-        <w:spacing w:after="200"/>
-      </w:pPr>
-      <w:r>
-        <w:t xml:space="preserve">« La société prend la dénomination de : {{NOUVELLE_DENOMINATION}}. »</w:t>
+        <w:t xml:space="preserve">Article - Dénomination sociale</w:t>
+      </w:r>
+    </w:p>
+    <w:p>
+      <w:r>
+        <w:rPr>
+          <w:b/>
+        </w:rPr>
+        <w:t xml:space="preserve">Ancienne rédaction :</w:t>
+      </w:r>
+    </w:p>
+    <w:p>
+      <w:pPr>
+        <w:spacing w:after="200"/>
+      </w:pPr>
+      <w:r>
+        <w:t xml:space="preserve">« La société prend la dénomination de : {{SOCIETE}}. »</w:t>
+      </w:r>
+    </w:p>
+    <w:p>
+      <w:r>
+        <w:rPr>
+          <w:b/>
+        </w:rPr>
+        <w:t xml:space="preserve">Nouvelle rédaction :</w:t>
+      </w:r>
+    </w:p>
+    <w:p>
+      <w:pPr>
+        <w:spacing w:after="200"/>
+      </w:pPr>
+      <w:r>
+        <w:t xml:space="preserve">« La société prend la dénomination de : {{NOUVELLE_DENOMINATION}}. »</w:t>
       </w:r>
     </w:p>
     <w:p>
@@ -196,23 +195,23 @@
           <w:sz w:val="24"/>
           <w:u w:val="single"/>
         </w:rPr>
-        <w:t xml:space="preserve">Article — Objet social</w:t>
-      </w:r>
-    </w:p>
-    <w:p>
-      <w:r>
-        <w:rPr>
-          <w:b/>
-        </w:rPr>
-        <w:t xml:space="preserve">Nouvelle rédaction :</w:t>
-      </w:r>
-    </w:p>
-    <w:p>
-      <w:pPr>
-        <w:spacing w:after="200"/>
-      </w:pPr>
-      <w:r>
-        <w:t xml:space="preserve">« {{NOUVEL_OBJET_SOCIAL}} »</w:t>
+        <w:t xml:space="preserve">Article - Objet social</w:t>
+      </w:r>
+    </w:p>
+    <w:p>
+      <w:r>
+        <w:rPr>
+          <w:b/>
+        </w:rPr>
+        <w:t xml:space="preserve">Nouvelle rédaction :</w:t>
+      </w:r>
+    </w:p>
+    <w:p>
+      <w:pPr>
+        <w:spacing w:after="200"/>
+      </w:pPr>
+      <w:r>
+        <w:t xml:space="preserve">« {{NOUVEL_OBJET_SOCIAL}} »</w:t>
       </w:r>
     </w:p>
     <w:p>
@@ -235,39 +234,39 @@
           <w:sz w:val="24"/>
           <w:u w:val="single"/>
         </w:rPr>
-        <w:t xml:space="preserve">Article — Capital social</w:t>
-      </w:r>
-    </w:p>
-    <w:p>
-      <w:r>
-        <w:rPr>
-          <w:b/>
-        </w:rPr>
-        <w:t xml:space="preserve">Ancienne rédaction :</w:t>
-      </w:r>
-    </w:p>
-    <w:p>
-      <w:pPr>
-        <w:spacing w:after="200"/>
-      </w:pPr>
-      <w:r>
-        <w:t xml:space="preserve">« Le capital social est fixé à {{CAPITAL_ACTUEL_AUGM}} euros. »</w:t>
-      </w:r>
-    </w:p>
-    <w:p>
-      <w:r>
-        <w:rPr>
-          <w:b/>
-        </w:rPr>
-        <w:t xml:space="preserve">Nouvelle rédaction :</w:t>
-      </w:r>
-    </w:p>
-    <w:p>
-      <w:pPr>
-        <w:spacing w:after="200"/>
-      </w:pPr>
-      <w:r>
-        <w:t xml:space="preserve">« Le capital social est fixé à {{NOUVEAU_CAPITAL_AUGM}} euros. »</w:t>
+        <w:t xml:space="preserve">Article - Capital social</w:t>
+      </w:r>
+    </w:p>
+    <w:p>
+      <w:r>
+        <w:rPr>
+          <w:b/>
+        </w:rPr>
+        <w:t xml:space="preserve">Ancienne rédaction :</w:t>
+      </w:r>
+    </w:p>
+    <w:p>
+      <w:pPr>
+        <w:spacing w:after="200"/>
+      </w:pPr>
+      <w:r>
+        <w:t xml:space="preserve">« Le capital social est fixé à {{CAPITAL_ACTUEL_AUGM}} euros. »</w:t>
+      </w:r>
+    </w:p>
+    <w:p>
+      <w:r>
+        <w:rPr>
+          <w:b/>
+        </w:rPr>
+        <w:t xml:space="preserve">Nouvelle rédaction :</w:t>
+      </w:r>
+    </w:p>
+    <w:p>
+      <w:pPr>
+        <w:spacing w:after="200"/>
+      </w:pPr>
+      <w:r>
+        <w:t xml:space="preserve">« Le capital social est fixé à {{NOUVEAU_CAPITAL_AUGM}} euros. »</w:t>
       </w:r>
     </w:p>
     <w:p>
@@ -290,39 +289,39 @@
           <w:sz w:val="24"/>
           <w:u w:val="single"/>
         </w:rPr>
-        <w:t xml:space="preserve">Article — Capital social</w:t>
-      </w:r>
-    </w:p>
-    <w:p>
-      <w:r>
-        <w:rPr>
-          <w:b/>
-        </w:rPr>
-        <w:t xml:space="preserve">Ancienne rédaction :</w:t>
-      </w:r>
-    </w:p>
-    <w:p>
-      <w:pPr>
-        <w:spacing w:after="200"/>
-      </w:pPr>
-      <w:r>
-        <w:t xml:space="preserve">« Le capital social est fixé à {{CAPITAL_ACTUEL_RED}} euros. »</w:t>
-      </w:r>
-    </w:p>
-    <w:p>
-      <w:r>
-        <w:rPr>
-          <w:b/>
-        </w:rPr>
-        <w:t xml:space="preserve">Nouvelle rédaction :</w:t>
-      </w:r>
-    </w:p>
-    <w:p>
-      <w:pPr>
-        <w:spacing w:after="200"/>
-      </w:pPr>
-      <w:r>
-        <w:t xml:space="preserve">« Le capital social est fixé à {{NOUVEAU_CAPITAL_RED}} euros. »</w:t>
+        <w:t xml:space="preserve">Article - Capital social</w:t>
+      </w:r>
+    </w:p>
+    <w:p>
+      <w:r>
+        <w:rPr>
+          <w:b/>
+        </w:rPr>
+        <w:t xml:space="preserve">Ancienne rédaction :</w:t>
+      </w:r>
+    </w:p>
+    <w:p>
+      <w:pPr>
+        <w:spacing w:after="200"/>
+      </w:pPr>
+      <w:r>
+        <w:t xml:space="preserve">« Le capital social est fixé à {{CAPITAL_ACTUEL_RED}} euros. »</w:t>
+      </w:r>
+    </w:p>
+    <w:p>
+      <w:r>
+        <w:rPr>
+          <w:b/>
+        </w:rPr>
+        <w:t xml:space="preserve">Nouvelle rédaction :</w:t>
+      </w:r>
+    </w:p>
+    <w:p>
+      <w:pPr>
+        <w:spacing w:after="200"/>
+      </w:pPr>
+      <w:r>
+        <w:t xml:space="preserve">« Le capital social est fixé à {{NOUVEAU_CAPITAL_RED}} euros. »</w:t>
       </w:r>
     </w:p>
     <w:p>
@@ -345,39 +344,39 @@
           <w:sz w:val="24"/>
           <w:u w:val="single"/>
         </w:rPr>
-        <w:t xml:space="preserve">Article — Durée</w:t>
-      </w:r>
-    </w:p>
-    <w:p>
-      <w:r>
-        <w:rPr>
-          <w:b/>
-        </w:rPr>
-        <w:t xml:space="preserve">Ancienne rédaction :</w:t>
-      </w:r>
-    </w:p>
-    <w:p>
-      <w:pPr>
-        <w:spacing w:after="200"/>
-      </w:pPr>
-      <w:r>
-        <w:t xml:space="preserve">« La durée de la société est fixée à {{DUREE_ACTUELLE}} ans. »</w:t>
-      </w:r>
-    </w:p>
-    <w:p>
-      <w:r>
-        <w:rPr>
-          <w:b/>
-        </w:rPr>
-        <w:t xml:space="preserve">Nouvelle rédaction :</w:t>
-      </w:r>
-    </w:p>
-    <w:p>
-      <w:pPr>
-        <w:spacing w:after="200"/>
-      </w:pPr>
-      <w:r>
-        <w:t xml:space="preserve">« La durée de la société est fixée à {{NOUVELLE_DUREE}} ans. »</w:t>
+        <w:t xml:space="preserve">Article - Durée</w:t>
+      </w:r>
+    </w:p>
+    <w:p>
+      <w:r>
+        <w:rPr>
+          <w:b/>
+        </w:rPr>
+        <w:t xml:space="preserve">Ancienne rédaction :</w:t>
+      </w:r>
+    </w:p>
+    <w:p>
+      <w:pPr>
+        <w:spacing w:after="200"/>
+      </w:pPr>
+      <w:r>
+        <w:t xml:space="preserve">« La durée de la société est fixée à {{DUREE_ACTUELLE}} ans. »</w:t>
+      </w:r>
+    </w:p>
+    <w:p>
+      <w:r>
+        <w:rPr>
+          <w:b/>
+        </w:rPr>
+        <w:t xml:space="preserve">Nouvelle rédaction :</w:t>
+      </w:r>
+    </w:p>
+    <w:p>
+      <w:pPr>
+        <w:spacing w:after="200"/>
+      </w:pPr>
+      <w:r>
+        <w:t xml:space="preserve">« La durée de la société est fixée à {{NOUVELLE_DUREE}} ans. »</w:t>
       </w:r>
     </w:p>
     <w:p>
@@ -416,7 +415,7 @@
     </w:p>
     <w:p>
       <w:pPr>
-        <w:spacing w:before="480" w:after="0" w:line="276" w:lineRule="auto"/>
+        <w:spacing w:after="200"/>
       </w:pPr>
       <w:r>
         <w:t xml:space="preserve">____________________________</w:t>

--- a/templates/modif-avenant-statuts.docx
+++ b/templates/modif-avenant-statuts.docx
@@ -10,7 +10,7 @@
       <w:r>
         <w:rPr>
           <w:b/>
-          <w:sz w:val="32"/>
+          <w:sz w:val="26"/>
           <w:u w:val="single"/>
         </w:rPr>
         <w:t xml:space="preserve">AVENANT AUX STATUTS</w:t>
@@ -23,7 +23,7 @@
       <w:r>
         <w:rPr>
           <w:b/>
-          <w:sz w:val="28"/>
+          <w:sz w:val="25"/>
         </w:rPr>
         <w:t xml:space="preserve">{{SOCIETE}}</w:t>
       </w:r>
@@ -82,7 +82,7 @@
       <w:r>
         <w:rPr>
           <w:b/>
-          <w:sz w:val="24"/>
+          <w:sz w:val="22"/>
           <w:u w:val="single"/>
         </w:rPr>
         <w:t xml:space="preserve">Article - Siège social</w:t>
@@ -137,7 +137,7 @@
       <w:r>
         <w:rPr>
           <w:b/>
-          <w:sz w:val="24"/>
+          <w:sz w:val="22"/>
           <w:u w:val="single"/>
         </w:rPr>
         <w:t xml:space="preserve">Article - Dénomination sociale</w:t>
@@ -192,7 +192,7 @@
       <w:r>
         <w:rPr>
           <w:b/>
-          <w:sz w:val="24"/>
+          <w:sz w:val="22"/>
           <w:u w:val="single"/>
         </w:rPr>
         <w:t xml:space="preserve">Article - Objet social</w:t>
@@ -231,7 +231,7 @@
       <w:r>
         <w:rPr>
           <w:b/>
-          <w:sz w:val="24"/>
+          <w:sz w:val="22"/>
           <w:u w:val="single"/>
         </w:rPr>
         <w:t xml:space="preserve">Article - Capital social</w:t>
@@ -286,7 +286,7 @@
       <w:r>
         <w:rPr>
           <w:b/>
-          <w:sz w:val="24"/>
+          <w:sz w:val="22"/>
           <w:u w:val="single"/>
         </w:rPr>
         <w:t xml:space="preserve">Article - Capital social</w:t>
@@ -341,7 +341,7 @@
       <w:r>
         <w:rPr>
           <w:b/>
-          <w:sz w:val="24"/>
+          <w:sz w:val="22"/>
           <w:u w:val="single"/>
         </w:rPr>
         <w:t xml:space="preserve">Article - Durée</w:t>
@@ -397,7 +397,7 @@
         <w:spacing w:after="400"/>
       </w:pPr>
       <w:r>
-        <w:t xml:space="preserve">Fait au siège social, le {{DATE_AGE}}.</w:t>
+        <w:t xml:space="preserve">Fait à {{VILLE_SIGNATURE}}, le {{DATE_AGE}}, en autant d'originaux que nécessaire à l'accomplissement des formalités.</w:t>
       </w:r>
     </w:p>
     <w:p>
@@ -410,7 +410,7 @@
         <w:spacing w:after="100"/>
       </w:pPr>
       <w:r>
-        <w:t xml:space="preserve">{{nomComplet}}</w:t>
+        <w:t xml:space="preserve">{{nomSignature}}</w:t>
       </w:r>
     </w:p>
     <w:p>
@@ -432,4 +432,30 @@
     </w:sectPr>
   </w:body>
 </w:document>
+</file>
+
+<file path=word/styles.xml><?xml version="1.0" encoding="utf-8"?>
+<w:styles xmlns:w="http://schemas.openxmlformats.org/wordprocessingml/2006/main">
+  <w:docDefaults>
+    <w:rPrDefault>
+      <w:rPr>
+        <w:rFonts w:ascii="Cambria" w:hAnsi="Cambria" w:eastAsia="Cambria" w:cs="Cambria"/>
+        <w:sz w:val="22"/>
+        <w:szCs w:val="22"/>
+        <w:lang w:val="fr-FR"/>
+      </w:rPr>
+    </w:rPrDefault>
+    <w:pPrDefault>
+      <w:pPr>
+        <w:widowControl/>
+        <w:spacing w:after="160" w:line="276" w:lineRule="auto"/>
+        <w:jc w:val="both"/>
+      </w:pPr>
+    </w:pPrDefault>
+  </w:docDefaults>
+  <w:style w:type="paragraph" w:default="1" w:styleId="Normal">
+    <w:name w:val="Normal"/>
+    <w:qFormat/>
+  </w:style>
+</w:styles>
 </file>